--- a/marketing/blog/sap-anthropic-parceria/artigo.docx
+++ b/marketing/blog/sap-anthropic-parceria/artigo.docx
@@ -474,6 +474,64 @@
         <w:t>[Agendar conversa com a Solveplan]</w:t>
       </w:r>
     </w:p>
+    <w:p>
+      <w:pPr>
+        <w:pStyle w:val="Heading2"/>
+      </w:pPr>
+      <w:r>
+        <w:rPr>
+          <w:b/>
+          <w:color w:val="002B5C"/>
+          <w:sz w:val="28"/>
+        </w:rPr>
+        <w:t>Fontes</w:t>
+      </w:r>
+    </w:p>
+    <w:p>
+      <w:pPr>
+        <w:pStyle w:val="ListBullet"/>
+        <w:spacing w:after="80"/>
+      </w:pPr>
+      <w:r>
+        <w:t>SAP News Center — SAP and Anthropic: Claude on SAP Business AI Platform</w:t>
+      </w:r>
+    </w:p>
+    <w:p>
+      <w:pPr>
+        <w:pStyle w:val="ListBullet"/>
+        <w:spacing w:after="80"/>
+      </w:pPr>
+      <w:r>
+        <w:t>ERP Today — How SAP Is Using Anthropic, NVIDIA and Palantir to Shape Its Autonomous Enterprise Stack</w:t>
+      </w:r>
+    </w:p>
+    <w:p>
+      <w:pPr>
+        <w:pStyle w:val="ListBullet"/>
+        <w:spacing w:after="80"/>
+      </w:pPr>
+      <w:r>
+        <w:t>The Next Web — SAP unveils Autonomous Enterprise with 200+ AI agents and Anthropic partnership</w:t>
+      </w:r>
+    </w:p>
+    <w:p>
+      <w:pPr>
+        <w:pStyle w:val="ListBullet"/>
+        <w:spacing w:after="80"/>
+      </w:pPr>
+      <w:r>
+        <w:t>SAP News Center — SAP Unveils the Autonomous Enterprise</w:t>
+      </w:r>
+    </w:p>
+    <w:p>
+      <w:pPr>
+        <w:pStyle w:val="ListBullet"/>
+        <w:spacing w:after="80"/>
+      </w:pPr>
+      <w:r>
+        <w:t>Digital Today — SAP expands alliance with Anthropic to ease AI agent development with Claude</w:t>
+      </w:r>
+    </w:p>
     <w:sectPr>
       <w:pgSz w:w="12240" w:h="15840"/>
       <w:pgMar w:top="1440" w:right="1800" w:bottom="1440" w:left="1800" w:header="720" w:footer="720" w:gutter="0"/>

--- a/marketing/blog/sap-anthropic-parceria/artigo.docx
+++ b/marketing/blog/sap-anthropic-parceria/artigo.docx
@@ -493,8 +493,18 @@
         <w:spacing w:after="80"/>
       </w:pPr>
       <w:r>
-        <w:t>SAP News Center — SAP and Anthropic: Claude on SAP Business AI Platform</w:t>
+        <w:t xml:space="preserve">SAP News Center — </w:t>
       </w:r>
+      <w:hyperlink r:id="rId9">
+        <w:r>
+          <w:rPr>
+            <w:rStyle w:val="Hyperlink"/>
+            <w:color w:val="0563C1"/>
+            <w:u w:val="single"/>
+          </w:rPr>
+          <w:t xml:space="preserve">SAP and Anthropic: Claude on SAP Business AI Platform</w:t>
+        </w:r>
+      </w:hyperlink>
     </w:p>
     <w:p>
       <w:pPr>
@@ -502,8 +512,18 @@
         <w:spacing w:after="80"/>
       </w:pPr>
       <w:r>
-        <w:t>ERP Today — How SAP Is Using Anthropic, NVIDIA and Palantir to Shape Its Autonomous Enterprise Stack</w:t>
+        <w:t xml:space="preserve">ERP Today — </w:t>
       </w:r>
+      <w:hyperlink r:id="rId10">
+        <w:r>
+          <w:rPr>
+            <w:rStyle w:val="Hyperlink"/>
+            <w:color w:val="0563C1"/>
+            <w:u w:val="single"/>
+          </w:rPr>
+          <w:t xml:space="preserve">How SAP Is Using Anthropic, NVIDIA and Palantir to Shape Its Autonomous Enterprise Stack</w:t>
+        </w:r>
+      </w:hyperlink>
     </w:p>
     <w:p>
       <w:pPr>
@@ -511,8 +531,18 @@
         <w:spacing w:after="80"/>
       </w:pPr>
       <w:r>
-        <w:t>The Next Web — SAP unveils Autonomous Enterprise with 200+ AI agents and Anthropic partnership</w:t>
+        <w:t xml:space="preserve">The Next Web — </w:t>
       </w:r>
+      <w:hyperlink r:id="rId11">
+        <w:r>
+          <w:rPr>
+            <w:rStyle w:val="Hyperlink"/>
+            <w:color w:val="0563C1"/>
+            <w:u w:val="single"/>
+          </w:rPr>
+          <w:t xml:space="preserve">SAP unveils Autonomous Enterprise with 200+ AI agents and Anthropic partnership</w:t>
+        </w:r>
+      </w:hyperlink>
     </w:p>
     <w:p>
       <w:pPr>
@@ -520,8 +550,18 @@
         <w:spacing w:after="80"/>
       </w:pPr>
       <w:r>
-        <w:t>SAP News Center — SAP Unveils the Autonomous Enterprise</w:t>
+        <w:t xml:space="preserve">SAP News Center — </w:t>
       </w:r>
+      <w:hyperlink r:id="rId12">
+        <w:r>
+          <w:rPr>
+            <w:rStyle w:val="Hyperlink"/>
+            <w:color w:val="0563C1"/>
+            <w:u w:val="single"/>
+          </w:rPr>
+          <w:t xml:space="preserve">SAP Unveils the Autonomous Enterprise</w:t>
+        </w:r>
+      </w:hyperlink>
     </w:p>
     <w:p>
       <w:pPr>
@@ -529,8 +569,18 @@
         <w:spacing w:after="80"/>
       </w:pPr>
       <w:r>
-        <w:t>Digital Today — SAP expands alliance with Anthropic to ease AI agent development with Claude</w:t>
+        <w:t xml:space="preserve">Digital Today — </w:t>
       </w:r>
+      <w:hyperlink r:id="rId13">
+        <w:r>
+          <w:rPr>
+            <w:rStyle w:val="Hyperlink"/>
+            <w:color w:val="0563C1"/>
+            <w:u w:val="single"/>
+          </w:rPr>
+          <w:t xml:space="preserve">SAP expands alliance with Anthropic to ease AI agent development with Claude</w:t>
+        </w:r>
+      </w:hyperlink>
     </w:p>
     <w:sectPr>
       <w:pgSz w:w="12240" w:h="15840"/>

--- a/marketing/blog/sap-anthropic-parceria/artigo.docx
+++ b/marketing/blog/sap-anthropic-parceria/artigo.docx
@@ -582,6 +582,1434 @@
         </w:r>
       </w:hyperlink>
     </w:p>
+    <w:p>
+      <w:r>
+        <w:br w:type="page"/>
+      </w:r>
+    </w:p>
+    <w:p>
+      <w:pPr>
+        <w:pStyle w:val="Heading1"/>
+      </w:pPr>
+      <w:r>
+        <w:rPr>
+          <w:b/>
+          <w:color w:val="002B5C"/>
+          <w:sz w:val="40"/>
+        </w:rPr>
+        <w:t>Metadados SEO — Parceria SAP e Anthropic</w:t>
+      </w:r>
+    </w:p>
+    <w:p>
+      <w:pPr>
+        <w:pStyle w:val="Heading2"/>
+      </w:pPr>
+      <w:r>
+        <w:rPr>
+          <w:b/>
+          <w:color w:val="002B5C"/>
+          <w:sz w:val="28"/>
+        </w:rPr>
+        <w:t>On-page</w:t>
+      </w:r>
+    </w:p>
+    <w:tbl>
+      <w:tblPr>
+        <w:tblStyle w:val="TableGrid"/>
+        <w:tblW w:type="auto" w:w="0"/>
+        <w:tblLook w:firstColumn="1" w:firstRow="1" w:lastColumn="0" w:lastRow="0" w:noHBand="0" w:noVBand="1" w:val="04A0"/>
+      </w:tblPr>
+      <w:tblGrid>
+        <w:gridCol w:w="4320"/>
+        <w:gridCol w:w="4320"/>
+      </w:tblGrid>
+      <w:tr>
+        <w:tc>
+          <w:tcPr>
+            <w:tcW w:type="dxa" w:w="4320"/>
+          </w:tcPr>
+          <w:p>
+            <w:r>
+              <w:rPr>
+                <w:b/>
+              </w:rPr>
+              <w:t>Campo</w:t>
+            </w:r>
+          </w:p>
+        </w:tc>
+        <w:tc>
+          <w:tcPr>
+            <w:tcW w:type="dxa" w:w="4320"/>
+          </w:tcPr>
+          <w:p>
+            <w:r>
+              <w:rPr>
+                <w:b/>
+              </w:rPr>
+              <w:t>Valor</w:t>
+            </w:r>
+          </w:p>
+        </w:tc>
+      </w:tr>
+      <w:tr>
+        <w:tc>
+          <w:tcPr>
+            <w:tcW w:type="dxa" w:w="4320"/>
+          </w:tcPr>
+          <w:p>
+            <w:r>
+              <w:t>Meta title</w:t>
+            </w:r>
+          </w:p>
+        </w:tc>
+        <w:tc>
+          <w:tcPr>
+            <w:tcW w:type="dxa" w:w="4320"/>
+          </w:tcPr>
+          <w:p>
+            <w:r>
+              <w:t>SAP e Anthropic: por que o Claude virou o motor dos agentes SAP \</w:t>
+            </w:r>
+          </w:p>
+        </w:tc>
+      </w:tr>
+      <w:tr>
+        <w:tc>
+          <w:tcPr>
+            <w:tcW w:type="dxa" w:w="4320"/>
+          </w:tcPr>
+          <w:p>
+            <w:r>
+              <w:t>Meta description</w:t>
+            </w:r>
+          </w:p>
+        </w:tc>
+        <w:tc>
+          <w:tcPr>
+            <w:tcW w:type="dxa" w:w="4320"/>
+          </w:tcPr>
+          <w:p>
+            <w:r>
+              <w:t>A parceria entre SAP e Anthropic integra o Claude como modelo de raciocínio primário dos agentes Joule. Entenda o que isso significa para processos de finanças, RH e compras no seu ambiente SAP.</w:t>
+            </w:r>
+          </w:p>
+        </w:tc>
+      </w:tr>
+      <w:tr>
+        <w:tc>
+          <w:tcPr>
+            <w:tcW w:type="dxa" w:w="4320"/>
+          </w:tcPr>
+          <w:p>
+            <w:r>
+              <w:t>URL slug</w:t>
+            </w:r>
+          </w:p>
+        </w:tc>
+        <w:tc>
+          <w:tcPr>
+            <w:tcW w:type="dxa" w:w="4320"/>
+          </w:tcPr>
+          <w:p>
+            <w:r>
+              <w:t>/blog/sap-anthropic-parceria</w:t>
+            </w:r>
+          </w:p>
+        </w:tc>
+      </w:tr>
+      <w:tr>
+        <w:tc>
+          <w:tcPr>
+            <w:tcW w:type="dxa" w:w="4320"/>
+          </w:tcPr>
+          <w:p>
+            <w:r>
+              <w:t>H1</w:t>
+            </w:r>
+          </w:p>
+        </w:tc>
+        <w:tc>
+          <w:tcPr>
+            <w:tcW w:type="dxa" w:w="4320"/>
+          </w:tcPr>
+          <w:p>
+            <w:r>
+              <w:t>SAP e Anthropic: por que o Claude se tornou o motor de raciocínio dos agentes SAP</w:t>
+            </w:r>
+          </w:p>
+        </w:tc>
+      </w:tr>
+      <w:tr>
+        <w:tc>
+          <w:tcPr>
+            <w:tcW w:type="dxa" w:w="4320"/>
+          </w:tcPr>
+          <w:p>
+            <w:r>
+              <w:t>Canonical</w:t>
+            </w:r>
+          </w:p>
+        </w:tc>
+        <w:tc>
+          <w:tcPr>
+            <w:tcW w:type="dxa" w:w="4320"/>
+          </w:tcPr>
+          <w:p>
+            <w:r>
+              <w:t>https://solveplan.com.br/blog/sap-anthropic-parceria</w:t>
+            </w:r>
+          </w:p>
+        </w:tc>
+      </w:tr>
+      <w:tr>
+        <w:tc>
+          <w:tcPr>
+            <w:tcW w:type="dxa" w:w="4320"/>
+          </w:tcPr>
+          <w:p>
+            <w:r>
+              <w:t>OG Title</w:t>
+            </w:r>
+          </w:p>
+        </w:tc>
+        <w:tc>
+          <w:tcPr>
+            <w:tcW w:type="dxa" w:w="4320"/>
+          </w:tcPr>
+          <w:p>
+            <w:r>
+              <w:t>SAP escolheu o Claude. Entenda por que isso importa para o seu negócio.</w:t>
+            </w:r>
+          </w:p>
+        </w:tc>
+      </w:tr>
+      <w:tr>
+        <w:tc>
+          <w:tcPr>
+            <w:tcW w:type="dxa" w:w="4320"/>
+          </w:tcPr>
+          <w:p>
+            <w:r>
+              <w:t>OG Description</w:t>
+            </w:r>
+          </w:p>
+        </w:tc>
+        <w:tc>
+          <w:tcPr>
+            <w:tcW w:type="dxa" w:w="4320"/>
+          </w:tcPr>
+          <w:p>
+            <w:r>
+              <w:t>Claude opera dentro dos controles SAP, coordena fluxos em finanças, RH e compras — e depende dos seus dados para ser preciso.</w:t>
+            </w:r>
+          </w:p>
+        </w:tc>
+      </w:tr>
+      <w:tr>
+        <w:tc>
+          <w:tcPr>
+            <w:tcW w:type="dxa" w:w="4320"/>
+          </w:tcPr>
+          <w:p>
+            <w:r>
+              <w:t>OG Image</w:t>
+            </w:r>
+          </w:p>
+        </w:tc>
+        <w:tc>
+          <w:tcPr>
+            <w:tcW w:type="dxa" w:w="4320"/>
+          </w:tcPr>
+          <w:p>
+            <w:r>
+              <w:t>1200x630px — logos SAP e Anthropic lado a lado com seta de integração, sobre fundo azul escuro Solveplan. Alt: "Parceria SAP e Anthropic — Claude no SAP Business AI Platform"</w:t>
+            </w:r>
+          </w:p>
+        </w:tc>
+      </w:tr>
+    </w:tbl>
+    <w:p/>
+    <w:p>
+      <w:pPr>
+        <w:pStyle w:val="Heading2"/>
+      </w:pPr>
+      <w:r>
+        <w:rPr>
+          <w:b/>
+          <w:color w:val="002B5C"/>
+          <w:sz w:val="28"/>
+        </w:rPr>
+        <w:t>Links internos sugeridos</w:t>
+      </w:r>
+    </w:p>
+    <w:p>
+      <w:pPr>
+        <w:pStyle w:val="ListBullet"/>
+        <w:spacing w:after="80"/>
+      </w:pPr>
+      <w:r>
+        <w:t>Anchor "SAP Business AI Platform" → /blog/sap-business-ai-platform</w:t>
+      </w:r>
+    </w:p>
+    <w:p>
+      <w:pPr>
+        <w:pStyle w:val="ListBullet"/>
+        <w:spacing w:after="80"/>
+      </w:pPr>
+      <w:r>
+        <w:t>Anchor "SAP Knowledge Graph" → /blog/sap-knowledge-graph</w:t>
+      </w:r>
+    </w:p>
+    <w:p>
+      <w:pPr>
+        <w:pStyle w:val="ListBullet"/>
+        <w:spacing w:after="80"/>
+      </w:pPr>
+      <w:r>
+        <w:t>Anchor "SAP Business Data Cloud" → página de solução BDC no site Solveplan</w:t>
+      </w:r>
+    </w:p>
+    <w:p>
+      <w:pPr>
+        <w:pStyle w:val="ListBullet"/>
+        <w:spacing w:after="80"/>
+      </w:pPr>
+      <w:r>
+        <w:t>Anchor "agentes Joule" → /blog/sap-joule-work</w:t>
+      </w:r>
+    </w:p>
+    <w:p>
+      <w:pPr>
+        <w:pStyle w:val="ListBullet"/>
+        <w:spacing w:after="80"/>
+      </w:pPr>
+      <w:r>
+        <w:t>Anchor "SAP Autonomous Suite" → /blog/sap-autonomous-suite</w:t>
+      </w:r>
+    </w:p>
+    <w:p>
+      <w:pPr>
+        <w:pStyle w:val="Heading2"/>
+      </w:pPr>
+      <w:r>
+        <w:rPr>
+          <w:b/>
+          <w:color w:val="002B5C"/>
+          <w:sz w:val="28"/>
+        </w:rPr>
+        <w:t>Schema Markup</w:t>
+      </w:r>
+    </w:p>
+    <w:p>
+      <w:pPr>
+        <w:spacing w:before="0" w:after="0"/>
+        <w:ind w:left="360"/>
+        <w:shd w:val="clear" w:color="auto" w:fill="F2F2F2"/>
+      </w:pPr>
+      <w:r>
+        <w:rPr>
+          <w:rFonts w:ascii="Courier New" w:hAnsi="Courier New"/>
+          <w:color w:val="333333"/>
+          <w:sz w:val="16"/>
+        </w:rPr>
+        <w:t>{</w:t>
+      </w:r>
+    </w:p>
+    <w:p>
+      <w:pPr>
+        <w:spacing w:before="0" w:after="0"/>
+        <w:ind w:left="360"/>
+        <w:shd w:val="clear" w:color="auto" w:fill="F2F2F2"/>
+      </w:pPr>
+      <w:r>
+        <w:rPr>
+          <w:rFonts w:ascii="Courier New" w:hAnsi="Courier New"/>
+          <w:color w:val="333333"/>
+          <w:sz w:val="16"/>
+        </w:rPr>
+        <w:t xml:space="preserve">  "@context": "https://schema.org",</w:t>
+      </w:r>
+    </w:p>
+    <w:p>
+      <w:pPr>
+        <w:spacing w:before="0" w:after="0"/>
+        <w:ind w:left="360"/>
+        <w:shd w:val="clear" w:color="auto" w:fill="F2F2F2"/>
+      </w:pPr>
+      <w:r>
+        <w:rPr>
+          <w:rFonts w:ascii="Courier New" w:hAnsi="Courier New"/>
+          <w:color w:val="333333"/>
+          <w:sz w:val="16"/>
+        </w:rPr>
+        <w:t xml:space="preserve">  "@type": "Article",</w:t>
+      </w:r>
+    </w:p>
+    <w:p>
+      <w:pPr>
+        <w:spacing w:before="0" w:after="0"/>
+        <w:ind w:left="360"/>
+        <w:shd w:val="clear" w:color="auto" w:fill="F2F2F2"/>
+      </w:pPr>
+      <w:r>
+        <w:rPr>
+          <w:rFonts w:ascii="Courier New" w:hAnsi="Courier New"/>
+          <w:color w:val="333333"/>
+          <w:sz w:val="16"/>
+        </w:rPr>
+        <w:t xml:space="preserve">  "headline": "SAP e Anthropic: por que o Claude se tornou o motor de raciocínio dos agentes SAP",</w:t>
+      </w:r>
+    </w:p>
+    <w:p>
+      <w:pPr>
+        <w:spacing w:before="0" w:after="0"/>
+        <w:ind w:left="360"/>
+        <w:shd w:val="clear" w:color="auto" w:fill="F2F2F2"/>
+      </w:pPr>
+      <w:r>
+        <w:rPr>
+          <w:rFonts w:ascii="Courier New" w:hAnsi="Courier New"/>
+          <w:color w:val="333333"/>
+          <w:sz w:val="16"/>
+        </w:rPr>
+        <w:t xml:space="preserve">  "author": {</w:t>
+      </w:r>
+    </w:p>
+    <w:p>
+      <w:pPr>
+        <w:spacing w:before="0" w:after="0"/>
+        <w:ind w:left="360"/>
+        <w:shd w:val="clear" w:color="auto" w:fill="F2F2F2"/>
+      </w:pPr>
+      <w:r>
+        <w:rPr>
+          <w:rFonts w:ascii="Courier New" w:hAnsi="Courier New"/>
+          <w:color w:val="333333"/>
+          <w:sz w:val="16"/>
+        </w:rPr>
+        <w:t xml:space="preserve">    "@type": "Organization",</w:t>
+      </w:r>
+    </w:p>
+    <w:p>
+      <w:pPr>
+        <w:spacing w:before="0" w:after="0"/>
+        <w:ind w:left="360"/>
+        <w:shd w:val="clear" w:color="auto" w:fill="F2F2F2"/>
+      </w:pPr>
+      <w:r>
+        <w:rPr>
+          <w:rFonts w:ascii="Courier New" w:hAnsi="Courier New"/>
+          <w:color w:val="333333"/>
+          <w:sz w:val="16"/>
+        </w:rPr>
+        <w:t xml:space="preserve">    "name": "Solveplan",</w:t>
+      </w:r>
+    </w:p>
+    <w:p>
+      <w:pPr>
+        <w:spacing w:before="0" w:after="0"/>
+        <w:ind w:left="360"/>
+        <w:shd w:val="clear" w:color="auto" w:fill="F2F2F2"/>
+      </w:pPr>
+      <w:r>
+        <w:rPr>
+          <w:rFonts w:ascii="Courier New" w:hAnsi="Courier New"/>
+          <w:color w:val="333333"/>
+          <w:sz w:val="16"/>
+        </w:rPr>
+        <w:t xml:space="preserve">    "url": "https://solveplan.com.br"</w:t>
+      </w:r>
+    </w:p>
+    <w:p>
+      <w:pPr>
+        <w:spacing w:before="0" w:after="0"/>
+        <w:ind w:left="360"/>
+        <w:shd w:val="clear" w:color="auto" w:fill="F2F2F2"/>
+      </w:pPr>
+      <w:r>
+        <w:rPr>
+          <w:rFonts w:ascii="Courier New" w:hAnsi="Courier New"/>
+          <w:color w:val="333333"/>
+          <w:sz w:val="16"/>
+        </w:rPr>
+        <w:t xml:space="preserve">  },</w:t>
+      </w:r>
+    </w:p>
+    <w:p>
+      <w:pPr>
+        <w:spacing w:before="0" w:after="0"/>
+        <w:ind w:left="360"/>
+        <w:shd w:val="clear" w:color="auto" w:fill="F2F2F2"/>
+      </w:pPr>
+      <w:r>
+        <w:rPr>
+          <w:rFonts w:ascii="Courier New" w:hAnsi="Courier New"/>
+          <w:color w:val="333333"/>
+          <w:sz w:val="16"/>
+        </w:rPr>
+        <w:t xml:space="preserve">  "publisher": {</w:t>
+      </w:r>
+    </w:p>
+    <w:p>
+      <w:pPr>
+        <w:spacing w:before="0" w:after="0"/>
+        <w:ind w:left="360"/>
+        <w:shd w:val="clear" w:color="auto" w:fill="F2F2F2"/>
+      </w:pPr>
+      <w:r>
+        <w:rPr>
+          <w:rFonts w:ascii="Courier New" w:hAnsi="Courier New"/>
+          <w:color w:val="333333"/>
+          <w:sz w:val="16"/>
+        </w:rPr>
+        <w:t xml:space="preserve">    "@type": "Organization",</w:t>
+      </w:r>
+    </w:p>
+    <w:p>
+      <w:pPr>
+        <w:spacing w:before="0" w:after="0"/>
+        <w:ind w:left="360"/>
+        <w:shd w:val="clear" w:color="auto" w:fill="F2F2F2"/>
+      </w:pPr>
+      <w:r>
+        <w:rPr>
+          <w:rFonts w:ascii="Courier New" w:hAnsi="Courier New"/>
+          <w:color w:val="333333"/>
+          <w:sz w:val="16"/>
+        </w:rPr>
+        <w:t xml:space="preserve">    "name": "Solveplan",</w:t>
+      </w:r>
+    </w:p>
+    <w:p>
+      <w:pPr>
+        <w:spacing w:before="0" w:after="0"/>
+        <w:ind w:left="360"/>
+        <w:shd w:val="clear" w:color="auto" w:fill="F2F2F2"/>
+      </w:pPr>
+      <w:r>
+        <w:rPr>
+          <w:rFonts w:ascii="Courier New" w:hAnsi="Courier New"/>
+          <w:color w:val="333333"/>
+          <w:sz w:val="16"/>
+        </w:rPr>
+        <w:t xml:space="preserve">    "url": "https://solveplan.com.br"</w:t>
+      </w:r>
+    </w:p>
+    <w:p>
+      <w:pPr>
+        <w:spacing w:before="0" w:after="0"/>
+        <w:ind w:left="360"/>
+        <w:shd w:val="clear" w:color="auto" w:fill="F2F2F2"/>
+      </w:pPr>
+      <w:r>
+        <w:rPr>
+          <w:rFonts w:ascii="Courier New" w:hAnsi="Courier New"/>
+          <w:color w:val="333333"/>
+          <w:sz w:val="16"/>
+        </w:rPr>
+        <w:t xml:space="preserve">  },</w:t>
+      </w:r>
+    </w:p>
+    <w:p>
+      <w:pPr>
+        <w:spacing w:before="0" w:after="0"/>
+        <w:ind w:left="360"/>
+        <w:shd w:val="clear" w:color="auto" w:fill="F2F2F2"/>
+      </w:pPr>
+      <w:r>
+        <w:rPr>
+          <w:rFonts w:ascii="Courier New" w:hAnsi="Courier New"/>
+          <w:color w:val="333333"/>
+          <w:sz w:val="16"/>
+        </w:rPr>
+        <w:t xml:space="preserve">  "datePublished": "2026-05-20",</w:t>
+      </w:r>
+    </w:p>
+    <w:p>
+      <w:pPr>
+        <w:spacing w:before="0" w:after="0"/>
+        <w:ind w:left="360"/>
+        <w:shd w:val="clear" w:color="auto" w:fill="F2F2F2"/>
+      </w:pPr>
+      <w:r>
+        <w:rPr>
+          <w:rFonts w:ascii="Courier New" w:hAnsi="Courier New"/>
+          <w:color w:val="333333"/>
+          <w:sz w:val="16"/>
+        </w:rPr>
+        <w:t xml:space="preserve">  "description": "A parceria entre SAP e Anthropic integra o Claude como modelo de raciocínio primário dos agentes Joule. Entenda o que isso significa para processos de finanças, RH e compras no seu ambiente SAP."</w:t>
+      </w:r>
+    </w:p>
+    <w:p>
+      <w:pPr>
+        <w:spacing w:before="0" w:after="0"/>
+        <w:ind w:left="360"/>
+        <w:shd w:val="clear" w:color="auto" w:fill="F2F2F2"/>
+      </w:pPr>
+      <w:r>
+        <w:rPr>
+          <w:rFonts w:ascii="Courier New" w:hAnsi="Courier New"/>
+          <w:color w:val="333333"/>
+          <w:sz w:val="16"/>
+        </w:rPr>
+        <w:t>}</w:t>
+      </w:r>
+    </w:p>
+    <w:p/>
+    <w:p>
+      <w:pPr>
+        <w:spacing w:before="0" w:after="0"/>
+        <w:ind w:left="360"/>
+        <w:shd w:val="clear" w:color="auto" w:fill="F2F2F2"/>
+      </w:pPr>
+      <w:r>
+        <w:rPr>
+          <w:rFonts w:ascii="Courier New" w:hAnsi="Courier New"/>
+          <w:color w:val="333333"/>
+          <w:sz w:val="16"/>
+        </w:rPr>
+        <w:t>{</w:t>
+      </w:r>
+    </w:p>
+    <w:p>
+      <w:pPr>
+        <w:spacing w:before="0" w:after="0"/>
+        <w:ind w:left="360"/>
+        <w:shd w:val="clear" w:color="auto" w:fill="F2F2F2"/>
+      </w:pPr>
+      <w:r>
+        <w:rPr>
+          <w:rFonts w:ascii="Courier New" w:hAnsi="Courier New"/>
+          <w:color w:val="333333"/>
+          <w:sz w:val="16"/>
+        </w:rPr>
+        <w:t xml:space="preserve">  "@context": "https://schema.org",</w:t>
+      </w:r>
+    </w:p>
+    <w:p>
+      <w:pPr>
+        <w:spacing w:before="0" w:after="0"/>
+        <w:ind w:left="360"/>
+        <w:shd w:val="clear" w:color="auto" w:fill="F2F2F2"/>
+      </w:pPr>
+      <w:r>
+        <w:rPr>
+          <w:rFonts w:ascii="Courier New" w:hAnsi="Courier New"/>
+          <w:color w:val="333333"/>
+          <w:sz w:val="16"/>
+        </w:rPr>
+        <w:t xml:space="preserve">  "@type": "FAQPage",</w:t>
+      </w:r>
+    </w:p>
+    <w:p>
+      <w:pPr>
+        <w:spacing w:before="0" w:after="0"/>
+        <w:ind w:left="360"/>
+        <w:shd w:val="clear" w:color="auto" w:fill="F2F2F2"/>
+      </w:pPr>
+      <w:r>
+        <w:rPr>
+          <w:rFonts w:ascii="Courier New" w:hAnsi="Courier New"/>
+          <w:color w:val="333333"/>
+          <w:sz w:val="16"/>
+        </w:rPr>
+        <w:t xml:space="preserve">  "mainEntity": [</w:t>
+      </w:r>
+    </w:p>
+    <w:p>
+      <w:pPr>
+        <w:spacing w:before="0" w:after="0"/>
+        <w:ind w:left="360"/>
+        <w:shd w:val="clear" w:color="auto" w:fill="F2F2F2"/>
+      </w:pPr>
+      <w:r>
+        <w:rPr>
+          <w:rFonts w:ascii="Courier New" w:hAnsi="Courier New"/>
+          <w:color w:val="333333"/>
+          <w:sz w:val="16"/>
+        </w:rPr>
+        <w:t xml:space="preserve">    {</w:t>
+      </w:r>
+    </w:p>
+    <w:p>
+      <w:pPr>
+        <w:spacing w:before="0" w:after="0"/>
+        <w:ind w:left="360"/>
+        <w:shd w:val="clear" w:color="auto" w:fill="F2F2F2"/>
+      </w:pPr>
+      <w:r>
+        <w:rPr>
+          <w:rFonts w:ascii="Courier New" w:hAnsi="Courier New"/>
+          <w:color w:val="333333"/>
+          <w:sz w:val="16"/>
+        </w:rPr>
+        <w:t xml:space="preserve">      "@type": "Question",</w:t>
+      </w:r>
+    </w:p>
+    <w:p>
+      <w:pPr>
+        <w:spacing w:before="0" w:after="0"/>
+        <w:ind w:left="360"/>
+        <w:shd w:val="clear" w:color="auto" w:fill="F2F2F2"/>
+      </w:pPr>
+      <w:r>
+        <w:rPr>
+          <w:rFonts w:ascii="Courier New" w:hAnsi="Courier New"/>
+          <w:color w:val="333333"/>
+          <w:sz w:val="16"/>
+        </w:rPr>
+        <w:t xml:space="preserve">      "name": "O que é a parceria entre SAP e Anthropic?",</w:t>
+      </w:r>
+    </w:p>
+    <w:p>
+      <w:pPr>
+        <w:spacing w:before="0" w:after="0"/>
+        <w:ind w:left="360"/>
+        <w:shd w:val="clear" w:color="auto" w:fill="F2F2F2"/>
+      </w:pPr>
+      <w:r>
+        <w:rPr>
+          <w:rFonts w:ascii="Courier New" w:hAnsi="Courier New"/>
+          <w:color w:val="333333"/>
+          <w:sz w:val="16"/>
+        </w:rPr>
+        <w:t xml:space="preserve">      "acceptedAnswer": {</w:t>
+      </w:r>
+    </w:p>
+    <w:p>
+      <w:pPr>
+        <w:spacing w:before="0" w:after="0"/>
+        <w:ind w:left="360"/>
+        <w:shd w:val="clear" w:color="auto" w:fill="F2F2F2"/>
+      </w:pPr>
+      <w:r>
+        <w:rPr>
+          <w:rFonts w:ascii="Courier New" w:hAnsi="Courier New"/>
+          <w:color w:val="333333"/>
+          <w:sz w:val="16"/>
+        </w:rPr>
+        <w:t xml:space="preserve">        "@type": "Answer",</w:t>
+      </w:r>
+    </w:p>
+    <w:p>
+      <w:pPr>
+        <w:spacing w:before="0" w:after="0"/>
+        <w:ind w:left="360"/>
+        <w:shd w:val="clear" w:color="auto" w:fill="F2F2F2"/>
+      </w:pPr>
+      <w:r>
+        <w:rPr>
+          <w:rFonts w:ascii="Courier New" w:hAnsi="Courier New"/>
+          <w:color w:val="333333"/>
+          <w:sz w:val="16"/>
+        </w:rPr>
+        <w:t xml:space="preserve">        "text": "A parceria integra o Claude, da Anthropic, como modelo de raciocínio primário dos agentes Joule no SAP Business AI Platform. Claude opera conectado ao contexto dos sistemas SAP via MCP, executando processos em finanças, RH, compras e supply chain com acesso às regras, hierarquias e dados reais da empresa."</w:t>
+      </w:r>
+    </w:p>
+    <w:p>
+      <w:pPr>
+        <w:spacing w:before="0" w:after="0"/>
+        <w:ind w:left="360"/>
+        <w:shd w:val="clear" w:color="auto" w:fill="F2F2F2"/>
+      </w:pPr>
+      <w:r>
+        <w:rPr>
+          <w:rFonts w:ascii="Courier New" w:hAnsi="Courier New"/>
+          <w:color w:val="333333"/>
+          <w:sz w:val="16"/>
+        </w:rPr>
+        <w:t xml:space="preserve">      }</w:t>
+      </w:r>
+    </w:p>
+    <w:p>
+      <w:pPr>
+        <w:spacing w:before="0" w:after="0"/>
+        <w:ind w:left="360"/>
+        <w:shd w:val="clear" w:color="auto" w:fill="F2F2F2"/>
+      </w:pPr>
+      <w:r>
+        <w:rPr>
+          <w:rFonts w:ascii="Courier New" w:hAnsi="Courier New"/>
+          <w:color w:val="333333"/>
+          <w:sz w:val="16"/>
+        </w:rPr>
+        <w:t xml:space="preserve">    },</w:t>
+      </w:r>
+    </w:p>
+    <w:p>
+      <w:pPr>
+        <w:spacing w:before="0" w:after="0"/>
+        <w:ind w:left="360"/>
+        <w:shd w:val="clear" w:color="auto" w:fill="F2F2F2"/>
+      </w:pPr>
+      <w:r>
+        <w:rPr>
+          <w:rFonts w:ascii="Courier New" w:hAnsi="Courier New"/>
+          <w:color w:val="333333"/>
+          <w:sz w:val="16"/>
+        </w:rPr>
+        <w:t xml:space="preserve">    {</w:t>
+      </w:r>
+    </w:p>
+    <w:p>
+      <w:pPr>
+        <w:spacing w:before="0" w:after="0"/>
+        <w:ind w:left="360"/>
+        <w:shd w:val="clear" w:color="auto" w:fill="F2F2F2"/>
+      </w:pPr>
+      <w:r>
+        <w:rPr>
+          <w:rFonts w:ascii="Courier New" w:hAnsi="Courier New"/>
+          <w:color w:val="333333"/>
+          <w:sz w:val="16"/>
+        </w:rPr>
+        <w:t xml:space="preserve">      "@type": "Question",</w:t>
+      </w:r>
+    </w:p>
+    <w:p>
+      <w:pPr>
+        <w:spacing w:before="0" w:after="0"/>
+        <w:ind w:left="360"/>
+        <w:shd w:val="clear" w:color="auto" w:fill="F2F2F2"/>
+      </w:pPr>
+      <w:r>
+        <w:rPr>
+          <w:rFonts w:ascii="Courier New" w:hAnsi="Courier New"/>
+          <w:color w:val="333333"/>
+          <w:sz w:val="16"/>
+        </w:rPr>
+        <w:t xml:space="preserve">      "name": "Por que a SAP escolheu o Claude e não outro modelo?",</w:t>
+      </w:r>
+    </w:p>
+    <w:p>
+      <w:pPr>
+        <w:spacing w:before="0" w:after="0"/>
+        <w:ind w:left="360"/>
+        <w:shd w:val="clear" w:color="auto" w:fill="F2F2F2"/>
+      </w:pPr>
+      <w:r>
+        <w:rPr>
+          <w:rFonts w:ascii="Courier New" w:hAnsi="Courier New"/>
+          <w:color w:val="333333"/>
+          <w:sz w:val="16"/>
+        </w:rPr>
+        <w:t xml:space="preserve">      "acceptedAnswer": {</w:t>
+      </w:r>
+    </w:p>
+    <w:p>
+      <w:pPr>
+        <w:spacing w:before="0" w:after="0"/>
+        <w:ind w:left="360"/>
+        <w:shd w:val="clear" w:color="auto" w:fill="F2F2F2"/>
+      </w:pPr>
+      <w:r>
+        <w:rPr>
+          <w:rFonts w:ascii="Courier New" w:hAnsi="Courier New"/>
+          <w:color w:val="333333"/>
+          <w:sz w:val="16"/>
+        </w:rPr>
+        <w:t xml:space="preserve">        "@type": "Answer",</w:t>
+      </w:r>
+    </w:p>
+    <w:p>
+      <w:pPr>
+        <w:spacing w:before="0" w:after="0"/>
+        <w:ind w:left="360"/>
+        <w:shd w:val="clear" w:color="auto" w:fill="F2F2F2"/>
+      </w:pPr>
+      <w:r>
+        <w:rPr>
+          <w:rFonts w:ascii="Courier New" w:hAnsi="Courier New"/>
+          <w:color w:val="333333"/>
+          <w:sz w:val="16"/>
+        </w:rPr>
+        <w:t xml:space="preserve">        "text": "O Claude foi escolhido pela capacidade de raciocínio em múltiplos passos — necessária para coordenar fluxos empresariais não lineares com precisão, conformidade e capacidade de escalar para supervisão humana quando necessário."</w:t>
+      </w:r>
+    </w:p>
+    <w:p>
+      <w:pPr>
+        <w:spacing w:before="0" w:after="0"/>
+        <w:ind w:left="360"/>
+        <w:shd w:val="clear" w:color="auto" w:fill="F2F2F2"/>
+      </w:pPr>
+      <w:r>
+        <w:rPr>
+          <w:rFonts w:ascii="Courier New" w:hAnsi="Courier New"/>
+          <w:color w:val="333333"/>
+          <w:sz w:val="16"/>
+        </w:rPr>
+        <w:t xml:space="preserve">      }</w:t>
+      </w:r>
+    </w:p>
+    <w:p>
+      <w:pPr>
+        <w:spacing w:before="0" w:after="0"/>
+        <w:ind w:left="360"/>
+        <w:shd w:val="clear" w:color="auto" w:fill="F2F2F2"/>
+      </w:pPr>
+      <w:r>
+        <w:rPr>
+          <w:rFonts w:ascii="Courier New" w:hAnsi="Courier New"/>
+          <w:color w:val="333333"/>
+          <w:sz w:val="16"/>
+        </w:rPr>
+        <w:t xml:space="preserve">    },</w:t>
+      </w:r>
+    </w:p>
+    <w:p>
+      <w:pPr>
+        <w:spacing w:before="0" w:after="0"/>
+        <w:ind w:left="360"/>
+        <w:shd w:val="clear" w:color="auto" w:fill="F2F2F2"/>
+      </w:pPr>
+      <w:r>
+        <w:rPr>
+          <w:rFonts w:ascii="Courier New" w:hAnsi="Courier New"/>
+          <w:color w:val="333333"/>
+          <w:sz w:val="16"/>
+        </w:rPr>
+        <w:t xml:space="preserve">    {</w:t>
+      </w:r>
+    </w:p>
+    <w:p>
+      <w:pPr>
+        <w:spacing w:before="0" w:after="0"/>
+        <w:ind w:left="360"/>
+        <w:shd w:val="clear" w:color="auto" w:fill="F2F2F2"/>
+      </w:pPr>
+      <w:r>
+        <w:rPr>
+          <w:rFonts w:ascii="Courier New" w:hAnsi="Courier New"/>
+          <w:color w:val="333333"/>
+          <w:sz w:val="16"/>
+        </w:rPr>
+        <w:t xml:space="preserve">      "@type": "Question",</w:t>
+      </w:r>
+    </w:p>
+    <w:p>
+      <w:pPr>
+        <w:spacing w:before="0" w:after="0"/>
+        <w:ind w:left="360"/>
+        <w:shd w:val="clear" w:color="auto" w:fill="F2F2F2"/>
+      </w:pPr>
+      <w:r>
+        <w:rPr>
+          <w:rFonts w:ascii="Courier New" w:hAnsi="Courier New"/>
+          <w:color w:val="333333"/>
+          <w:sz w:val="16"/>
+        </w:rPr>
+        <w:t xml:space="preserve">      "name": "O SAP usa apenas o Claude ou outros modelos também?",</w:t>
+      </w:r>
+    </w:p>
+    <w:p>
+      <w:pPr>
+        <w:spacing w:before="0" w:after="0"/>
+        <w:ind w:left="360"/>
+        <w:shd w:val="clear" w:color="auto" w:fill="F2F2F2"/>
+      </w:pPr>
+      <w:r>
+        <w:rPr>
+          <w:rFonts w:ascii="Courier New" w:hAnsi="Courier New"/>
+          <w:color w:val="333333"/>
+          <w:sz w:val="16"/>
+        </w:rPr>
+        <w:t xml:space="preserve">      "acceptedAnswer": {</w:t>
+      </w:r>
+    </w:p>
+    <w:p>
+      <w:pPr>
+        <w:spacing w:before="0" w:after="0"/>
+        <w:ind w:left="360"/>
+        <w:shd w:val="clear" w:color="auto" w:fill="F2F2F2"/>
+      </w:pPr>
+      <w:r>
+        <w:rPr>
+          <w:rFonts w:ascii="Courier New" w:hAnsi="Courier New"/>
+          <w:color w:val="333333"/>
+          <w:sz w:val="16"/>
+        </w:rPr>
+        <w:t xml:space="preserve">        "@type": "Answer",</w:t>
+      </w:r>
+    </w:p>
+    <w:p>
+      <w:pPr>
+        <w:spacing w:before="0" w:after="0"/>
+        <w:ind w:left="360"/>
+        <w:shd w:val="clear" w:color="auto" w:fill="F2F2F2"/>
+      </w:pPr>
+      <w:r>
+        <w:rPr>
+          <w:rFonts w:ascii="Courier New" w:hAnsi="Courier New"/>
+          <w:color w:val="333333"/>
+          <w:sz w:val="16"/>
+        </w:rPr>
+        <w:t xml:space="preserve">        "text": "O SAP Business AI Platform é multi-LLM: além do Claude (Anthropic), suporta modelos da OpenAI, Google e NVIDIA. O Claude atua como modelo de raciocínio primário dos agentes Joule, mas a arquitetura permite que empresas escolham ou combinem modelos conforme suas necessidades de governança, custo e desempenho."</w:t>
+      </w:r>
+    </w:p>
+    <w:p>
+      <w:pPr>
+        <w:spacing w:before="0" w:after="0"/>
+        <w:ind w:left="360"/>
+        <w:shd w:val="clear" w:color="auto" w:fill="F2F2F2"/>
+      </w:pPr>
+      <w:r>
+        <w:rPr>
+          <w:rFonts w:ascii="Courier New" w:hAnsi="Courier New"/>
+          <w:color w:val="333333"/>
+          <w:sz w:val="16"/>
+        </w:rPr>
+        <w:t xml:space="preserve">      }</w:t>
+      </w:r>
+    </w:p>
+    <w:p>
+      <w:pPr>
+        <w:spacing w:before="0" w:after="0"/>
+        <w:ind w:left="360"/>
+        <w:shd w:val="clear" w:color="auto" w:fill="F2F2F2"/>
+      </w:pPr>
+      <w:r>
+        <w:rPr>
+          <w:rFonts w:ascii="Courier New" w:hAnsi="Courier New"/>
+          <w:color w:val="333333"/>
+          <w:sz w:val="16"/>
+        </w:rPr>
+        <w:t xml:space="preserve">    },</w:t>
+      </w:r>
+    </w:p>
+    <w:p>
+      <w:pPr>
+        <w:spacing w:before="0" w:after="0"/>
+        <w:ind w:left="360"/>
+        <w:shd w:val="clear" w:color="auto" w:fill="F2F2F2"/>
+      </w:pPr>
+      <w:r>
+        <w:rPr>
+          <w:rFonts w:ascii="Courier New" w:hAnsi="Courier New"/>
+          <w:color w:val="333333"/>
+          <w:sz w:val="16"/>
+        </w:rPr>
+        <w:t xml:space="preserve">    {</w:t>
+      </w:r>
+    </w:p>
+    <w:p>
+      <w:pPr>
+        <w:spacing w:before="0" w:after="0"/>
+        <w:ind w:left="360"/>
+        <w:shd w:val="clear" w:color="auto" w:fill="F2F2F2"/>
+      </w:pPr>
+      <w:r>
+        <w:rPr>
+          <w:rFonts w:ascii="Courier New" w:hAnsi="Courier New"/>
+          <w:color w:val="333333"/>
+          <w:sz w:val="16"/>
+        </w:rPr>
+        <w:t xml:space="preserve">      "@type": "Question",</w:t>
+      </w:r>
+    </w:p>
+    <w:p>
+      <w:pPr>
+        <w:spacing w:before="0" w:after="0"/>
+        <w:ind w:left="360"/>
+        <w:shd w:val="clear" w:color="auto" w:fill="F2F2F2"/>
+      </w:pPr>
+      <w:r>
+        <w:rPr>
+          <w:rFonts w:ascii="Courier New" w:hAnsi="Courier New"/>
+          <w:color w:val="333333"/>
+          <w:sz w:val="16"/>
+        </w:rPr>
+        <w:t xml:space="preserve">      "name": "Como a governança funciona com IA agêntica no SAP?",</w:t>
+      </w:r>
+    </w:p>
+    <w:p>
+      <w:pPr>
+        <w:spacing w:before="0" w:after="0"/>
+        <w:ind w:left="360"/>
+        <w:shd w:val="clear" w:color="auto" w:fill="F2F2F2"/>
+      </w:pPr>
+      <w:r>
+        <w:rPr>
+          <w:rFonts w:ascii="Courier New" w:hAnsi="Courier New"/>
+          <w:color w:val="333333"/>
+          <w:sz w:val="16"/>
+        </w:rPr>
+        <w:t xml:space="preserve">      "acceptedAnswer": {</w:t>
+      </w:r>
+    </w:p>
+    <w:p>
+      <w:pPr>
+        <w:spacing w:before="0" w:after="0"/>
+        <w:ind w:left="360"/>
+        <w:shd w:val="clear" w:color="auto" w:fill="F2F2F2"/>
+      </w:pPr>
+      <w:r>
+        <w:rPr>
+          <w:rFonts w:ascii="Courier New" w:hAnsi="Courier New"/>
+          <w:color w:val="333333"/>
+          <w:sz w:val="16"/>
+        </w:rPr>
+        <w:t xml:space="preserve">        "@type": "Answer",</w:t>
+      </w:r>
+    </w:p>
+    <w:p>
+      <w:pPr>
+        <w:spacing w:before="0" w:after="0"/>
+        <w:ind w:left="360"/>
+        <w:shd w:val="clear" w:color="auto" w:fill="F2F2F2"/>
+      </w:pPr>
+      <w:r>
+        <w:rPr>
+          <w:rFonts w:ascii="Courier New" w:hAnsi="Courier New"/>
+          <w:color w:val="333333"/>
+          <w:sz w:val="16"/>
+        </w:rPr>
+        <w:t xml:space="preserve">        "text": "Claude opera dentro dos controles já configurados no ambiente SAP da empresa — aprovações, limites de alçada, restrições de acesso por papel e frameworks de conformidade. O agente não contorna esses controles: ele age dentro deles, da mesma forma que um usuário humano estaria sujeito às mesmas regras."</w:t>
+      </w:r>
+    </w:p>
+    <w:p>
+      <w:pPr>
+        <w:spacing w:before="0" w:after="0"/>
+        <w:ind w:left="360"/>
+        <w:shd w:val="clear" w:color="auto" w:fill="F2F2F2"/>
+      </w:pPr>
+      <w:r>
+        <w:rPr>
+          <w:rFonts w:ascii="Courier New" w:hAnsi="Courier New"/>
+          <w:color w:val="333333"/>
+          <w:sz w:val="16"/>
+        </w:rPr>
+        <w:t xml:space="preserve">      }</w:t>
+      </w:r>
+    </w:p>
+    <w:p>
+      <w:pPr>
+        <w:spacing w:before="0" w:after="0"/>
+        <w:ind w:left="360"/>
+        <w:shd w:val="clear" w:color="auto" w:fill="F2F2F2"/>
+      </w:pPr>
+      <w:r>
+        <w:rPr>
+          <w:rFonts w:ascii="Courier New" w:hAnsi="Courier New"/>
+          <w:color w:val="333333"/>
+          <w:sz w:val="16"/>
+        </w:rPr>
+        <w:t xml:space="preserve">    },</w:t>
+      </w:r>
+    </w:p>
+    <w:p>
+      <w:pPr>
+        <w:spacing w:before="0" w:after="0"/>
+        <w:ind w:left="360"/>
+        <w:shd w:val="clear" w:color="auto" w:fill="F2F2F2"/>
+      </w:pPr>
+      <w:r>
+        <w:rPr>
+          <w:rFonts w:ascii="Courier New" w:hAnsi="Courier New"/>
+          <w:color w:val="333333"/>
+          <w:sz w:val="16"/>
+        </w:rPr>
+        <w:t xml:space="preserve">    {</w:t>
+      </w:r>
+    </w:p>
+    <w:p>
+      <w:pPr>
+        <w:spacing w:before="0" w:after="0"/>
+        <w:ind w:left="360"/>
+        <w:shd w:val="clear" w:color="auto" w:fill="F2F2F2"/>
+      </w:pPr>
+      <w:r>
+        <w:rPr>
+          <w:rFonts w:ascii="Courier New" w:hAnsi="Courier New"/>
+          <w:color w:val="333333"/>
+          <w:sz w:val="16"/>
+        </w:rPr>
+        <w:t xml:space="preserve">      "@type": "Question",</w:t>
+      </w:r>
+    </w:p>
+    <w:p>
+      <w:pPr>
+        <w:spacing w:before="0" w:after="0"/>
+        <w:ind w:left="360"/>
+        <w:shd w:val="clear" w:color="auto" w:fill="F2F2F2"/>
+      </w:pPr>
+      <w:r>
+        <w:rPr>
+          <w:rFonts w:ascii="Courier New" w:hAnsi="Courier New"/>
+          <w:color w:val="333333"/>
+          <w:sz w:val="16"/>
+        </w:rPr>
+        <w:t xml:space="preserve">      "name": "O que o SAP BDC tem a ver com a parceria SAP-Anthropic?",</w:t>
+      </w:r>
+    </w:p>
+    <w:p>
+      <w:pPr>
+        <w:spacing w:before="0" w:after="0"/>
+        <w:ind w:left="360"/>
+        <w:shd w:val="clear" w:color="auto" w:fill="F2F2F2"/>
+      </w:pPr>
+      <w:r>
+        <w:rPr>
+          <w:rFonts w:ascii="Courier New" w:hAnsi="Courier New"/>
+          <w:color w:val="333333"/>
+          <w:sz w:val="16"/>
+        </w:rPr>
+        <w:t xml:space="preserve">      "acceptedAnswer": {</w:t>
+      </w:r>
+    </w:p>
+    <w:p>
+      <w:pPr>
+        <w:spacing w:before="0" w:after="0"/>
+        <w:ind w:left="360"/>
+        <w:shd w:val="clear" w:color="auto" w:fill="F2F2F2"/>
+      </w:pPr>
+      <w:r>
+        <w:rPr>
+          <w:rFonts w:ascii="Courier New" w:hAnsi="Courier New"/>
+          <w:color w:val="333333"/>
+          <w:sz w:val="16"/>
+        </w:rPr>
+        <w:t xml:space="preserve">        "@type": "Answer",</w:t>
+      </w:r>
+    </w:p>
+    <w:p>
+      <w:pPr>
+        <w:spacing w:before="0" w:after="0"/>
+        <w:ind w:left="360"/>
+        <w:shd w:val="clear" w:color="auto" w:fill="F2F2F2"/>
+      </w:pPr>
+      <w:r>
+        <w:rPr>
+          <w:rFonts w:ascii="Courier New" w:hAnsi="Courier New"/>
+          <w:color w:val="333333"/>
+          <w:sz w:val="16"/>
+        </w:rPr>
+        <w:t xml:space="preserve">        "text": "O SAP BDC fornece ao Claude o contexto específico da empresa — dados integrados, governados e com semântica de negócio. Com BDC bem estruturado, o Claude raciocina sobre o negócio real. Sem essa fundação, opera sobre dados fragmentados, o que compromete a precisão dos agentes independentemente da qualidade do modelo."</w:t>
+      </w:r>
+    </w:p>
+    <w:p>
+      <w:pPr>
+        <w:spacing w:before="0" w:after="0"/>
+        <w:ind w:left="360"/>
+        <w:shd w:val="clear" w:color="auto" w:fill="F2F2F2"/>
+      </w:pPr>
+      <w:r>
+        <w:rPr>
+          <w:rFonts w:ascii="Courier New" w:hAnsi="Courier New"/>
+          <w:color w:val="333333"/>
+          <w:sz w:val="16"/>
+        </w:rPr>
+        <w:t xml:space="preserve">      }</w:t>
+      </w:r>
+    </w:p>
+    <w:p>
+      <w:pPr>
+        <w:spacing w:before="0" w:after="0"/>
+        <w:ind w:left="360"/>
+        <w:shd w:val="clear" w:color="auto" w:fill="F2F2F2"/>
+      </w:pPr>
+      <w:r>
+        <w:rPr>
+          <w:rFonts w:ascii="Courier New" w:hAnsi="Courier New"/>
+          <w:color w:val="333333"/>
+          <w:sz w:val="16"/>
+        </w:rPr>
+        <w:t xml:space="preserve">    }</w:t>
+      </w:r>
+    </w:p>
+    <w:p>
+      <w:pPr>
+        <w:spacing w:before="0" w:after="0"/>
+        <w:ind w:left="360"/>
+        <w:shd w:val="clear" w:color="auto" w:fill="F2F2F2"/>
+      </w:pPr>
+      <w:r>
+        <w:rPr>
+          <w:rFonts w:ascii="Courier New" w:hAnsi="Courier New"/>
+          <w:color w:val="333333"/>
+          <w:sz w:val="16"/>
+        </w:rPr>
+        <w:t xml:space="preserve">  ]</w:t>
+      </w:r>
+    </w:p>
+    <w:p>
+      <w:pPr>
+        <w:spacing w:before="0" w:after="0"/>
+        <w:ind w:left="360"/>
+        <w:shd w:val="clear" w:color="auto" w:fill="F2F2F2"/>
+      </w:pPr>
+      <w:r>
+        <w:rPr>
+          <w:rFonts w:ascii="Courier New" w:hAnsi="Courier New"/>
+          <w:color w:val="333333"/>
+          <w:sz w:val="16"/>
+        </w:rPr>
+        <w:t>}</w:t>
+      </w:r>
+    </w:p>
+    <w:p/>
+    <w:p>
+      <w:pPr>
+        <w:pStyle w:val="Heading2"/>
+      </w:pPr>
+      <w:r>
+        <w:rPr>
+          <w:b/>
+          <w:color w:val="002B5C"/>
+          <w:sz w:val="28"/>
+        </w:rPr>
+        <w:t>Metas de performance</w:t>
+      </w:r>
+    </w:p>
+    <w:tbl>
+      <w:tblPr>
+        <w:tblStyle w:val="TableGrid"/>
+        <w:tblW w:type="auto" w:w="0"/>
+        <w:tblLook w:firstColumn="1" w:firstRow="1" w:lastColumn="0" w:lastRow="0" w:noHBand="0" w:noVBand="1" w:val="04A0"/>
+      </w:tblPr>
+      <w:tblGrid>
+        <w:gridCol w:w="4320"/>
+        <w:gridCol w:w="4320"/>
+      </w:tblGrid>
+      <w:tr>
+        <w:tc>
+          <w:tcPr>
+            <w:tcW w:type="dxa" w:w="4320"/>
+          </w:tcPr>
+          <w:p>
+            <w:r>
+              <w:rPr>
+                <w:b/>
+              </w:rPr>
+              <w:t>Métrica</w:t>
+            </w:r>
+          </w:p>
+        </w:tc>
+        <w:tc>
+          <w:tcPr>
+            <w:tcW w:type="dxa" w:w="4320"/>
+          </w:tcPr>
+          <w:p>
+            <w:r>
+              <w:rPr>
+                <w:b/>
+              </w:rPr>
+              <w:t>Meta</w:t>
+            </w:r>
+          </w:p>
+        </w:tc>
+      </w:tr>
+      <w:tr>
+        <w:tc>
+          <w:tcPr>
+            <w:tcW w:type="dxa" w:w="4320"/>
+          </w:tcPr>
+          <w:p>
+            <w:r>
+              <w:t>Ranking</w:t>
+            </w:r>
+          </w:p>
+        </w:tc>
+        <w:tc>
+          <w:tcPr>
+            <w:tcW w:type="dxa" w:w="4320"/>
+          </w:tcPr>
+          <w:p>
+            <w:r>
+              <w:t>Top 10 para "SAP Anthropic parceria" em 90 dias</w:t>
+            </w:r>
+          </w:p>
+        </w:tc>
+      </w:tr>
+      <w:tr>
+        <w:tc>
+          <w:tcPr>
+            <w:tcW w:type="dxa" w:w="4320"/>
+          </w:tcPr>
+          <w:p>
+            <w:r>
+              <w:t>CTR</w:t>
+            </w:r>
+          </w:p>
+        </w:tc>
+        <w:tc>
+          <w:tcPr>
+            <w:tcW w:type="dxa" w:w="4320"/>
+          </w:tcPr>
+          <w:p>
+            <w:r>
+              <w:t>&gt;3% nas primeiras impressões (Google Search Console)</w:t>
+            </w:r>
+          </w:p>
+        </w:tc>
+      </w:tr>
+      <w:tr>
+        <w:tc>
+          <w:tcPr>
+            <w:tcW w:type="dxa" w:w="4320"/>
+          </w:tcPr>
+          <w:p>
+            <w:r>
+              <w:t>Tempo na página</w:t>
+            </w:r>
+          </w:p>
+        </w:tc>
+        <w:tc>
+          <w:tcPr>
+            <w:tcW w:type="dxa" w:w="4320"/>
+          </w:tcPr>
+          <w:p>
+            <w:r>
+              <w:t>&gt;2 min</w:t>
+            </w:r>
+          </w:p>
+        </w:tc>
+      </w:tr>
+      <w:tr>
+        <w:tc>
+          <w:tcPr>
+            <w:tcW w:type="dxa" w:w="4320"/>
+          </w:tcPr>
+          <w:p>
+            <w:r>
+              <w:t>Conversão no CTA</w:t>
+            </w:r>
+          </w:p>
+        </w:tc>
+        <w:tc>
+          <w:tcPr>
+            <w:tcW w:type="dxa" w:w="4320"/>
+          </w:tcPr>
+          <w:p>
+            <w:r>
+              <w:t>&gt;1% de cliques no botão de agendamento</w:t>
+            </w:r>
+          </w:p>
+        </w:tc>
+      </w:tr>
+      <w:tr>
+        <w:tc>
+          <w:tcPr>
+            <w:tcW w:type="dxa" w:w="4320"/>
+          </w:tcPr>
+          <w:p>
+            <w:r>
+              <w:t>Revisão programada</w:t>
+            </w:r>
+          </w:p>
+        </w:tc>
+        <w:tc>
+          <w:tcPr>
+            <w:tcW w:type="dxa" w:w="4320"/>
+          </w:tcPr>
+          <w:p>
+            <w:r>
+              <w:t>2026-08-20 (90 dias após publicação)</w:t>
+            </w:r>
+          </w:p>
+        </w:tc>
+      </w:tr>
+    </w:tbl>
+    <w:p/>
     <w:sectPr>
       <w:pgSz w:w="12240" w:h="15840"/>
       <w:pgMar w:top="1440" w:right="1800" w:bottom="1440" w:left="1800" w:header="720" w:footer="720" w:gutter="0"/>

--- a/marketing/blog/sap-anthropic-parceria/artigo.docx
+++ b/marketing/blog/sap-anthropic-parceria/artigo.docx
@@ -46,7 +46,7 @@
         <w:spacing w:after="120"/>
       </w:pPr>
       <w:r>
-        <w:t>A parceria entre SAP e Anthropic integra o Claude — família de modelos de linguagem da Anthropic — como capacidade primária de raciocínio e execução agêntica no SAP Business AI Platform. Claude opera conectado ao SAP via Model Context Protocol (MCP), com acesso ao contexto de negócio dos sistemas SAP da empresa: histórico de transações, hierarquias de aprovação, regras de processo e dados integrados via SAP Business Data Cloud.</w:t>
+        <w:t>A parceria entre SAP e Anthropic integra o Claude — família de modelos de linguagem da Anthropic — como capacidade primária de raciocínio e execução agêntica no SAP Business AI Platform. Claude opera conectado ao SAP via protocolos abertos de integração, com acesso ao contexto de negócio dos sistemas SAP da empresa: histórico de transações, hierarquias de aprovação, regras de processo e dados integrados via SAP Business Data Cloud.</w:t>
       </w:r>
     </w:p>
     <w:p>
@@ -54,7 +54,7 @@
         <w:spacing w:after="120"/>
       </w:pPr>
       <w:r>
-        <w:t>Na prática, quando um agente Joule precisa raciocinar sobre um processo complexo — fechar o trimestre, responder a uma consulta trabalhista, redirecionar um pedido de fornecedor em trânsito — é o Claude que coordena os passos, avalia o contexto e decide as ações dentro dos limites configurados. A parceria cobre as principais aplicações do ecossistema SAP: S/4HANA, SAP SuccessFactors, SAP Ariba e sistemas de terceiros conectados via MCP.</w:t>
+        <w:t>Na prática, quando um agente Joule precisa raciocinar sobre um processo complexo — fechar o trimestre, responder a uma consulta trabalhista, redirecionar um pedido de fornecedor em trânsito — é o Claude que coordena os passos, avalia o contexto e decide as ações dentro dos limites configurados. A parceria cobre as principais aplicações do ecossistema SAP: S/4HANA, SAP SuccessFactors, SAP Ariba e sistemas de terceiros conectados via integração aberta.</w:t>
       </w:r>
     </w:p>
     <w:p>
@@ -75,7 +75,7 @@
         <w:spacing w:after="120"/>
       </w:pPr>
       <w:r>
-        <w:t>A escolha pelo Claude como modelo de raciocínio primário não é apenas comercial. Há uma razão técnica específica para processos empresariais.</w:t>
+        <w:t>A escolha pelo Claude como modelo de raciocínio primário tem uma razão técnica específica para processos empresariais.</w:t>
       </w:r>
     </w:p>
     <w:p>
@@ -91,7 +91,7 @@
         <w:spacing w:after="120"/>
       </w:pPr>
       <w:r>
-        <w:t>O Claude foi desenvolvido com capacidade de raciocínio em múltiplos passos: ele consegue manter contexto ao longo de uma cadeia de decisões, avaliar consequências de ações antes de executá-las e reconhecer quando uma situação exige escalar para supervisão humana. Para processos que envolvem dados financeiros, conformidade regulatória e aprovações organizacionais, essa capacidade não é um diferencial técnico — é o que determina se o agente é funcional ou confiável em produção.</w:t>
+        <w:t>O Claude foi desenvolvido com capacidade de raciocínio em múltiplos passos: mantém contexto ao longo de uma cadeia de decisões, avalia consequências antes de executar e reconhece quando uma situação exige escalar para supervisão humana. Para processos que envolvem dados financeiros, conformidade regulatória e aprovações organizacionais, essa capacidade não é um diferencial técnico — é o que determina se o agente é funcional ou confiável em produção.</w:t>
       </w:r>
     </w:p>
     <w:p>
@@ -120,7 +120,7 @@
         <w:spacing w:after="120"/>
       </w:pPr>
       <w:r>
-        <w:t>A integração do Claude no SAP Business AI Platform não funciona como uma API externa chamada pontualmente. Claude opera conectado ao contexto vivo do ambiente SAP da empresa via MCP.</w:t>
+        <w:t>A integração do Claude no SAP Business AI Platform não funciona como uma API externa chamada pontualmente. Claude opera conectado ao contexto vivo do ambiente SAP da empresa.</w:t>
       </w:r>
     </w:p>
     <w:p>
@@ -128,7 +128,7 @@
         <w:spacing w:after="120"/>
       </w:pPr>
       <w:r>
-        <w:t>Isso significa que quando o Joule recebe uma instrução — "processe os lançamentos de ajuste do fechamento de abril para todas as entidades do grupo" — o Claude não trabalha sobre texto genérico. Ele tem acesso, via Knowledge Graph e BDC, às entidades jurídicas do grupo, ao plano de contas ativo, às regras de aprovação configuradas e ao histórico de lançamentos anteriores. O raciocínio acontece sobre o contexto real da empresa, não sobre um modelo genérico de como um processo de fechamento funciona em teoria.</w:t>
+        <w:t>Isso significa que quando o Joule recebe uma instrução — "processe os lançamentos de ajuste do fechamento de abril para todas as entidades do grupo" — o Claude não trabalha sobre texto genérico. Tem acesso, via Knowledge Graph e BDC, às entidades jurídicas do grupo, ao plano de contas ativo, às regras de aprovação configuradas e ao histórico de lançamentos anteriores. O raciocínio acontece sobre o contexto real da empresa, não sobre um modelo genérico de como o processo deveria funcionar.</w:t>
       </w:r>
     </w:p>
     <w:p>
@@ -200,7 +200,7 @@
         <w:t>Sistemas de terceiros:</w:t>
       </w:r>
       <w:r>
-        <w:t xml:space="preserve"> qualquer sistema conectado via MCP — o agente consegue coordenar ações que cruzam o perímetro SAP</w:t>
+        <w:t xml:space="preserve"> qualquer sistema conectado via integração aberta — o agente coordena ações que cruzam o perímetro SAP</w:t>
       </w:r>
     </w:p>
     <w:p>
@@ -208,7 +208,7 @@
         <w:spacing w:after="120"/>
       </w:pPr>
       <w:r>
-        <w:t>Daniela Amodei, co-fundadora da Anthropic, descreveu o objetivo da parceria de forma precisa: "Construímos Claude para suportar trabalho que ajuda negócios a funcionar... dentro dos sistemas em que empresas já investiram."</w:t>
+        <w:t>Daniela Amodei, co-fundadora da Anthropic, descreveu o objetivo da parceria com precisão: "Construímos Claude para suportar trabalho que ajuda negócios a funcionar... dentro dos sistemas em que empresas já investiram."</w:t>
       </w:r>
     </w:p>
     <w:p>
@@ -237,7 +237,7 @@
         <w:spacing w:after="120"/>
       </w:pPr>
       <w:r>
-        <w:t>Claude não opera com acesso irrestrito ao ambiente SAP. Ele age dentro dos mesmos controles que governam decisões humanas: as políticas de aprovação, os limites de alçada, as restrições de acesso por papel e os frameworks de conformidade já configurados nas soluções SAP. Quando o agente ajusta um pedido, dispara um workflow ou faz uma recomendação, ele o faz respeitando as regras que a empresa já definiu — não contornando-as.</w:t>
+        <w:t>Claude não opera com acesso irrestrito ao ambiente SAP. Age dentro dos mesmos controles que governam decisões humanas: políticas de aprovação, limites de alçada, restrições de acesso por papel e frameworks de conformidade já configurados nas soluções SAP. Quando o agente ajusta um pedido, dispara um workflow ou faz uma recomendação, faz dentro das regras que a empresa já definiu — não as contornando.</w:t>
       </w:r>
     </w:p>
     <w:p>
@@ -245,7 +245,7 @@
         <w:spacing w:after="120"/>
       </w:pPr>
       <w:r>
-        <w:t>Isso tem implicação direta para setores com maior rigor regulatório. A Anthropic e a SAP anunciaram desenvolvimento conjunto de agentes customizados para cinco setores específicos: setor público, saúde, educação, ciências da vida e utilities. Nesses setores, IA que opera fora dos controles estabelecidos não é apenas ineficiente — é um risco legal e operacional. A parceria foi estruturada com esse nível de exigência em mente desde o início.</w:t>
+        <w:t>Isso tem implicação direta para setores com maior rigor regulatório. A Anthropic e a SAP anunciaram desenvolvimento conjunto de agentes customizados para cinco setores: setor público, saúde, educação, ciências da vida e utilities. Nesses setores, IA que opera fora dos controles estabelecidos não é apenas ineficiente — é um risco legal e operacional. A parceria foi estruturada com esse nível de exigência desde o início.</w:t>
       </w:r>
     </w:p>
     <w:p>
@@ -274,7 +274,7 @@
         <w:spacing w:after="120"/>
       </w:pPr>
       <w:r>
-        <w:t>O Claude opera sobre o contexto fornecido pelo SAP Business AI Platform — e o componente que torna esse contexto específico para a empresa, em vez de genérico para todos os clientes SAP, é o SAP BDC. É o BDC que integra os dados da empresa, garante sua governança e os torna acessíveis ao Knowledge Graph que alimenta o raciocínio do Claude.</w:t>
+        <w:t>O Claude opera sobre o contexto fornecido pelo SAP Business AI Platform. O componente que torna esse contexto específico para a empresa — em vez de genérico para todos os clientes SAP — é o SAP BDC. É o BDC que integra os dados da empresa, garante sua governança e os torna acessíveis ao Knowledge Graph que alimenta o raciocínio do Claude.</w:t>
       </w:r>
     </w:p>
     <w:p>
@@ -282,7 +282,7 @@
         <w:spacing w:after="120"/>
       </w:pPr>
       <w:r>
-        <w:t>Em termos simples: o Claude é tão preciso quanto os dados que o alimentam. Um agente com acesso ao BDC bem estruturado raciocina sobre o negócio real. Um agente sem essa fundação raciocina sobre uma aproximação do negócio — e em processos críticos, a diferença entre os dois não é marginal.</w:t>
+        <w:t>Em termos diretos: o Claude é tão preciso quanto os dados que o alimentam. Um agente com acesso ao BDC bem estruturado raciocina sobre o negócio real. Um agente sem essa fundação raciocina sobre uma aproximação — e em processos críticos, essa diferença não é marginal.</w:t>
       </w:r>
     </w:p>
     <w:p>
@@ -324,7 +324,7 @@
         <w:spacing w:after="120"/>
       </w:pPr>
       <w:r>
-        <w:t>A parceria integra o Claude, da Anthropic, como modelo de raciocínio primário dos agentes Joule no SAP Business AI Platform. Claude opera conectado ao contexto dos sistemas SAP via MCP, executando processos em finanças, RH, compras e supply chain com acesso às regras, hierarquias e dados reais da empresa.</w:t>
+        <w:t>A parceria integra o Claude, da Anthropic, como modelo de raciocínio primário dos agentes Joule no SAP Business AI Platform. Claude opera conectado ao contexto dos sistemas SAP, executando processos em finanças, RH, compras e supply chain com acesso às regras, hierarquias e dados reais da empresa.</w:t>
       </w:r>
     </w:p>
     <w:p>
@@ -345,7 +345,7 @@
         <w:spacing w:after="120"/>
       </w:pPr>
       <w:r>
-        <w:t>O Claude foi escolhido pela capacidade de raciocínio em múltiplos passos — necessária para coordenar fluxos empresariais não lineares com precisão, conformidade e capacidade de escalar para supervisão humana quando necessário. Processos como fechamento financeiro ou roteamento de fornecedores envolvem decisões encadeadas que modelos mais simples não conseguem tratar com confiabilidade em produção.</w:t>
+        <w:t>Pela capacidade de raciocínio em múltiplos passos — necessária para coordenar fluxos empresariais não lineares com precisão, conformidade e capacidade de escalar para supervisão humana. Processos como fechamento financeiro envolvem decisões encadeadas que modelos menos especializados não tratam com confiabilidade em produção.</w:t>
       </w:r>
     </w:p>
     <w:p>
@@ -366,7 +366,7 @@
         <w:spacing w:after="120"/>
       </w:pPr>
       <w:r>
-        <w:t>O SAP Business AI Platform é multi-LLM: além do Claude (Anthropic), suporta modelos da OpenAI, Google e NVIDIA. O Claude atua como modelo de raciocínio primário dos agentes Joule, mas a arquitetura permite que empresas escolham ou combinem modelos conforme suas necessidades de governança, custo e desempenho.</w:t>
+        <w:t>O SAP Business AI Platform é multi-LLM: além do Claude, suporta modelos da OpenAI, Google e NVIDIA. O Claude atua como modelo de raciocínio primário dos agentes Joule, mas a arquitetura permite que empresas escolham ou combinem modelos conforme suas necessidades de governança, custo e desempenho.</w:t>
       </w:r>
     </w:p>
     <w:p>
@@ -387,7 +387,7 @@
         <w:spacing w:after="120"/>
       </w:pPr>
       <w:r>
-        <w:t>Claude opera dentro dos controles já configurados no ambiente SAP da empresa — aprovações, limites de alçada, restrições de acesso por papel e frameworks de conformidade. O agente não contorna esses controles: ele age dentro deles, da mesma forma que um usuário humano estaria sujeito às mesmas regras.</w:t>
+        <w:t>Claude opera dentro dos controles já configurados no ambiente SAP — aprovações, limites de alçada, restrições de acesso por papel e frameworks de conformidade. O agente age dentro dessas regras da mesma forma que um usuário humano estaria sujeito a elas.</w:t>
       </w:r>
     </w:p>
     <w:p>
@@ -429,7 +429,7 @@
         <w:spacing w:after="120"/>
       </w:pPr>
       <w:r>
-        <w:t>O SAP BDC é a camada que fornece ao Claude o contexto específico da empresa — dados integrados, governados e com semântica de negócio. O Claude raciocina sobre o contexto que encontra: com BDC bem estruturado, raciocina sobre o negócio real. Sem essa fundação, opera sobre dados fragmentados — o que compromete a precisão dos agentes independentemente da qualidade do modelo.</w:t>
+        <w:t>O SAP BDC é a camada que fornece ao Claude o contexto específico da empresa — dados integrados, governados e com semântica de negócio. Com BDC bem estruturado, o Claude raciocina sobre o negócio real. Sem essa fundação, opera sobre dados fragmentados — o que compromete a precisão dos agentes independentemente da qualidade do modelo.</w:t>
       </w:r>
     </w:p>
     <w:p>
@@ -450,7 +450,7 @@
         <w:spacing w:after="120"/>
       </w:pPr>
       <w:r>
-        <w:t>A parceria SAP-Anthropic coloca o Claude no centro da camada de raciocínio do seu ERP. Mas o que determina a qualidade desse raciocínio é o contexto que os seus dados fornecem.</w:t>
+        <w:t>A parceria SAP-Anthropic coloca o Claude no centro da camada de raciocínio do seu ERP. O que determina a qualidade desse raciocínio é o contexto que os seus dados fornecem.</w:t>
       </w:r>
     </w:p>
     <w:p>
